--- a/runs.docx
+++ b/runs.docx
@@ -20,633 +20,269 @@
           <w:szCs w:val="28"/>
           <w:lang w:val="en-US"/>
         </w:rPr>
-        <w:t xml:space="preserve">sac_v4: internal and solar gains added, original </w:t>
-      </w:r>
-      <w:proofErr w:type="spellStart"/>
-      <w:r>
-        <w:rPr>
-          <w:rFonts w:ascii="Times New Roman" w:hAnsi="Times New Roman" w:cs="Times New Roman"/>
-          <w:sz w:val="28"/>
-          <w:szCs w:val="28"/>
-          <w:lang w:val="en-US"/>
-        </w:rPr>
-        <w:t>vonovia_model</w:t>
-      </w:r>
-      <w:proofErr w:type="spellEnd"/>
-      <w:r>
-        <w:rPr>
-          <w:rFonts w:ascii="Times New Roman" w:hAnsi="Times New Roman" w:cs="Times New Roman"/>
-          <w:sz w:val="28"/>
-          <w:szCs w:val="28"/>
-          <w:lang w:val="en-US"/>
-        </w:rPr>
-        <w:t xml:space="preserve">, no changes done to reward, </w:t>
-      </w:r>
-      <w:proofErr w:type="spellStart"/>
-      <w:r>
-        <w:rPr>
-          <w:rFonts w:ascii="Times New Roman" w:hAnsi="Times New Roman" w:cs="Times New Roman"/>
-          <w:sz w:val="28"/>
-          <w:szCs w:val="28"/>
-          <w:lang w:val="en-US"/>
-        </w:rPr>
-        <w:t>target_entropy</w:t>
-      </w:r>
-      <w:proofErr w:type="spellEnd"/>
-      <w:r>
-        <w:rPr>
-          <w:rFonts w:ascii="Times New Roman" w:hAnsi="Times New Roman" w:cs="Times New Roman"/>
-          <w:sz w:val="28"/>
-          <w:szCs w:val="28"/>
-          <w:lang w:val="en-US"/>
-        </w:rPr>
-        <w:t xml:space="preserve"> -1.3, </w:t>
-      </w:r>
-      <w:proofErr w:type="spellStart"/>
-      <w:r>
-        <w:rPr>
-          <w:rFonts w:ascii="Times New Roman" w:hAnsi="Times New Roman" w:cs="Times New Roman"/>
-          <w:sz w:val="28"/>
-          <w:szCs w:val="28"/>
-          <w:lang w:val="en-US"/>
-        </w:rPr>
-        <w:t>ent_coef</w:t>
-      </w:r>
-      <w:proofErr w:type="spellEnd"/>
-      <w:r>
-        <w:rPr>
-          <w:rFonts w:ascii="Times New Roman" w:hAnsi="Times New Roman" w:cs="Times New Roman"/>
-          <w:sz w:val="28"/>
-          <w:szCs w:val="28"/>
-          <w:lang w:val="en-US"/>
-        </w:rPr>
-        <w:t xml:space="preserve"> auto, 300k steps</w:t>
-      </w:r>
-      <w:r>
-        <w:rPr>
-          <w:rFonts w:ascii="Times New Roman" w:hAnsi="Times New Roman" w:cs="Times New Roman"/>
-          <w:sz w:val="28"/>
-          <w:szCs w:val="28"/>
-          <w:lang w:val="en-US"/>
-        </w:rPr>
-        <w:t xml:space="preserve">, no time in </w:t>
-      </w:r>
-      <w:proofErr w:type="spellStart"/>
-      <w:r>
-        <w:rPr>
-          <w:rFonts w:ascii="Times New Roman" w:hAnsi="Times New Roman" w:cs="Times New Roman"/>
-          <w:sz w:val="28"/>
-          <w:szCs w:val="28"/>
-          <w:lang w:val="en-US"/>
-        </w:rPr>
-        <w:t>obs</w:t>
-      </w:r>
-      <w:proofErr w:type="spellEnd"/>
-      <w:r>
-        <w:rPr>
-          <w:rFonts w:ascii="Times New Roman" w:hAnsi="Times New Roman" w:cs="Times New Roman"/>
-          <w:sz w:val="28"/>
-          <w:szCs w:val="28"/>
-          <w:lang w:val="en-US"/>
-        </w:rPr>
-        <w:t xml:space="preserve"> space</w:t>
-      </w:r>
-    </w:p>
-    <w:p>
-      <w:pPr>
-        <w:spacing w:after="0"/>
-        <w:rPr>
-          <w:rFonts w:ascii="Times New Roman" w:hAnsi="Times New Roman" w:cs="Times New Roman"/>
-          <w:sz w:val="28"/>
-          <w:szCs w:val="28"/>
-          <w:lang w:val="en-US"/>
-        </w:rPr>
-      </w:pPr>
-    </w:p>
-    <w:p>
-      <w:pPr>
-        <w:spacing w:after="0"/>
-        <w:jc w:val="both"/>
-        <w:rPr>
-          <w:rFonts w:ascii="Times New Roman" w:hAnsi="Times New Roman" w:cs="Times New Roman"/>
-          <w:sz w:val="28"/>
-          <w:szCs w:val="28"/>
-          <w:lang w:val="en-US"/>
-        </w:rPr>
-      </w:pPr>
-      <w:r>
-        <w:rPr>
-          <w:rFonts w:ascii="Times New Roman" w:hAnsi="Times New Roman" w:cs="Times New Roman"/>
-          <w:sz w:val="28"/>
-          <w:szCs w:val="28"/>
-          <w:lang w:val="en-US"/>
-        </w:rPr>
-        <w:t xml:space="preserve">sac_v5: reward function changed to not penalize in no-heat-needed situations, time in </w:t>
-      </w:r>
-      <w:proofErr w:type="spellStart"/>
-      <w:r>
-        <w:rPr>
-          <w:rFonts w:ascii="Times New Roman" w:hAnsi="Times New Roman" w:cs="Times New Roman"/>
-          <w:sz w:val="28"/>
-          <w:szCs w:val="28"/>
-          <w:lang w:val="en-US"/>
-        </w:rPr>
-        <w:t>obs</w:t>
-      </w:r>
-      <w:proofErr w:type="spellEnd"/>
-      <w:r>
-        <w:rPr>
-          <w:rFonts w:ascii="Times New Roman" w:hAnsi="Times New Roman" w:cs="Times New Roman"/>
-          <w:sz w:val="28"/>
-          <w:szCs w:val="28"/>
-          <w:lang w:val="en-US"/>
-        </w:rPr>
-        <w:t xml:space="preserve"> space (</w:t>
-      </w:r>
-      <w:proofErr w:type="spellStart"/>
-      <w:r>
-        <w:rPr>
-          <w:rFonts w:ascii="Times New Roman" w:hAnsi="Times New Roman" w:cs="Times New Roman"/>
-          <w:sz w:val="28"/>
-          <w:szCs w:val="28"/>
-          <w:lang w:val="en-US"/>
-        </w:rPr>
-        <w:t>hod</w:t>
-      </w:r>
-      <w:proofErr w:type="spellEnd"/>
-      <w:r>
-        <w:rPr>
-          <w:rFonts w:ascii="Times New Roman" w:hAnsi="Times New Roman" w:cs="Times New Roman"/>
-          <w:sz w:val="28"/>
-          <w:szCs w:val="28"/>
-          <w:lang w:val="en-US"/>
-        </w:rPr>
-        <w:t xml:space="preserve"> and </w:t>
-      </w:r>
-      <w:proofErr w:type="spellStart"/>
-      <w:r>
-        <w:rPr>
-          <w:rFonts w:ascii="Times New Roman" w:hAnsi="Times New Roman" w:cs="Times New Roman"/>
-          <w:sz w:val="28"/>
-          <w:szCs w:val="28"/>
-          <w:lang w:val="en-US"/>
-        </w:rPr>
-        <w:t>doy</w:t>
-      </w:r>
-      <w:proofErr w:type="spellEnd"/>
-      <w:r>
-        <w:rPr>
-          <w:rFonts w:ascii="Times New Roman" w:hAnsi="Times New Roman" w:cs="Times New Roman"/>
-          <w:sz w:val="28"/>
-          <w:szCs w:val="28"/>
-          <w:lang w:val="en-US"/>
-        </w:rPr>
-        <w:t xml:space="preserve">), </w:t>
-      </w:r>
-      <w:proofErr w:type="spellStart"/>
-      <w:r>
-        <w:rPr>
-          <w:rFonts w:ascii="Times New Roman" w:hAnsi="Times New Roman" w:cs="Times New Roman"/>
-          <w:sz w:val="28"/>
-          <w:szCs w:val="28"/>
-          <w:lang w:val="en-US"/>
-        </w:rPr>
-        <w:t>target_entropy</w:t>
-      </w:r>
-      <w:proofErr w:type="spellEnd"/>
-      <w:r>
-        <w:rPr>
-          <w:rFonts w:ascii="Times New Roman" w:hAnsi="Times New Roman" w:cs="Times New Roman"/>
-          <w:sz w:val="28"/>
-          <w:szCs w:val="28"/>
-          <w:lang w:val="en-US"/>
-        </w:rPr>
-        <w:t xml:space="preserve"> -1.3</w:t>
-      </w:r>
-    </w:p>
-    <w:p>
-      <w:pPr>
-        <w:spacing w:after="0"/>
-        <w:rPr>
-          <w:rFonts w:ascii="Times New Roman" w:hAnsi="Times New Roman" w:cs="Times New Roman"/>
-          <w:sz w:val="28"/>
-          <w:szCs w:val="28"/>
-          <w:lang w:val="en-US"/>
-        </w:rPr>
-      </w:pPr>
-    </w:p>
-    <w:p>
-      <w:pPr>
-        <w:spacing w:after="0"/>
-        <w:jc w:val="both"/>
-        <w:rPr>
-          <w:rFonts w:ascii="Times New Roman" w:hAnsi="Times New Roman" w:cs="Times New Roman"/>
-          <w:sz w:val="28"/>
-          <w:szCs w:val="28"/>
-          <w:lang w:val="en-US"/>
-        </w:rPr>
-      </w:pPr>
-      <w:r>
-        <w:rPr>
-          <w:rFonts w:ascii="Times New Roman" w:hAnsi="Times New Roman" w:cs="Times New Roman"/>
-          <w:sz w:val="28"/>
-          <w:szCs w:val="28"/>
-          <w:lang w:val="en-US"/>
-        </w:rPr>
-        <w:t xml:space="preserve">sac_v6: </w:t>
-      </w:r>
-      <w:proofErr w:type="spellStart"/>
-      <w:r>
-        <w:rPr>
-          <w:rFonts w:ascii="Times New Roman" w:hAnsi="Times New Roman" w:cs="Times New Roman"/>
-          <w:sz w:val="28"/>
-          <w:szCs w:val="28"/>
-          <w:lang w:val="en-US"/>
-        </w:rPr>
-        <w:t>target_entropy</w:t>
-      </w:r>
-      <w:proofErr w:type="spellEnd"/>
-      <w:r>
-        <w:rPr>
-          <w:rFonts w:ascii="Times New Roman" w:hAnsi="Times New Roman" w:cs="Times New Roman"/>
-          <w:sz w:val="28"/>
-          <w:szCs w:val="28"/>
-          <w:lang w:val="en-US"/>
-        </w:rPr>
-        <w:t xml:space="preserve"> -1.</w:t>
-      </w:r>
-      <w:r>
-        <w:rPr>
-          <w:rFonts w:ascii="Times New Roman" w:hAnsi="Times New Roman" w:cs="Times New Roman"/>
-          <w:sz w:val="28"/>
-          <w:szCs w:val="28"/>
-          <w:lang w:val="en-US"/>
-        </w:rPr>
-        <w:t>3</w:t>
-      </w:r>
-      <w:r>
-        <w:rPr>
-          <w:rFonts w:ascii="Times New Roman" w:hAnsi="Times New Roman" w:cs="Times New Roman"/>
-          <w:sz w:val="28"/>
-          <w:szCs w:val="28"/>
-          <w:lang w:val="en-US"/>
-        </w:rPr>
-        <w:t>, 2M steps</w:t>
-      </w:r>
-      <w:r>
-        <w:rPr>
-          <w:rFonts w:ascii="Times New Roman" w:hAnsi="Times New Roman" w:cs="Times New Roman"/>
-          <w:sz w:val="28"/>
-          <w:szCs w:val="28"/>
-          <w:lang w:val="en-US"/>
-        </w:rPr>
-        <w:t>,</w:t>
-      </w:r>
-      <w:r>
-        <w:rPr>
-          <w:rFonts w:ascii="Times New Roman" w:hAnsi="Times New Roman" w:cs="Times New Roman"/>
-          <w:sz w:val="28"/>
-          <w:szCs w:val="28"/>
-          <w:lang w:val="en-US"/>
-        </w:rPr>
-        <w:t xml:space="preserve"> fixed limit of ambient temp</w:t>
-      </w:r>
-      <w:r>
-        <w:rPr>
-          <w:rFonts w:ascii="Times New Roman" w:hAnsi="Times New Roman" w:cs="Times New Roman"/>
-          <w:sz w:val="28"/>
-          <w:szCs w:val="28"/>
-          <w:lang w:val="en-US"/>
-        </w:rPr>
-        <w:t xml:space="preserve"> - plateaued around 100k, comfort in winter at best 25%</w:t>
-      </w:r>
-      <w:r>
-        <w:rPr>
-          <w:rFonts w:ascii="Times New Roman" w:hAnsi="Times New Roman" w:cs="Times New Roman"/>
-          <w:sz w:val="28"/>
-          <w:szCs w:val="28"/>
-          <w:lang w:val="en-US"/>
-        </w:rPr>
-        <w:t xml:space="preserve"> (halt at 650k steps)</w:t>
-      </w:r>
-    </w:p>
-    <w:p>
-      <w:pPr>
-        <w:spacing w:after="0"/>
-        <w:jc w:val="both"/>
-        <w:rPr>
-          <w:rFonts w:ascii="Times New Roman" w:hAnsi="Times New Roman" w:cs="Times New Roman"/>
-          <w:sz w:val="28"/>
-          <w:szCs w:val="28"/>
-          <w:lang w:val="en-US"/>
-        </w:rPr>
-      </w:pPr>
-    </w:p>
-    <w:p>
-      <w:pPr>
-        <w:spacing w:after="0"/>
-        <w:jc w:val="both"/>
-        <w:rPr>
-          <w:rFonts w:ascii="Times New Roman" w:hAnsi="Times New Roman" w:cs="Times New Roman"/>
-          <w:sz w:val="28"/>
-          <w:szCs w:val="28"/>
-          <w:lang w:val="en-US"/>
-        </w:rPr>
-      </w:pPr>
-      <w:r>
-        <w:rPr>
-          <w:rFonts w:ascii="Times New Roman" w:hAnsi="Times New Roman" w:cs="Times New Roman"/>
-          <w:sz w:val="28"/>
-          <w:szCs w:val="28"/>
-          <w:lang w:val="en-US"/>
-        </w:rPr>
-        <w:t>sac_v7</w:t>
-      </w:r>
-      <w:r>
-        <w:rPr>
-          <w:rFonts w:ascii="Times New Roman" w:hAnsi="Times New Roman" w:cs="Times New Roman"/>
-          <w:sz w:val="28"/>
-          <w:szCs w:val="28"/>
-          <w:lang w:val="en-US"/>
-        </w:rPr>
-        <w:t>_norm</w:t>
-      </w:r>
-      <w:r>
-        <w:rPr>
-          <w:rFonts w:ascii="Times New Roman" w:hAnsi="Times New Roman" w:cs="Times New Roman"/>
-          <w:sz w:val="28"/>
-          <w:szCs w:val="28"/>
-          <w:lang w:val="en-US"/>
-        </w:rPr>
-        <w:t xml:space="preserve">: </w:t>
-      </w:r>
-      <w:proofErr w:type="spellStart"/>
-      <w:r>
-        <w:rPr>
-          <w:rFonts w:ascii="Times New Roman" w:hAnsi="Times New Roman" w:cs="Times New Roman"/>
-          <w:sz w:val="28"/>
-          <w:szCs w:val="28"/>
-          <w:lang w:val="en-US"/>
-        </w:rPr>
-        <w:t>vecNormalize</w:t>
-      </w:r>
-      <w:proofErr w:type="spellEnd"/>
-      <w:r>
-        <w:rPr>
-          <w:rFonts w:ascii="Times New Roman" w:hAnsi="Times New Roman" w:cs="Times New Roman"/>
-          <w:sz w:val="28"/>
-          <w:szCs w:val="28"/>
-          <w:lang w:val="en-US"/>
-        </w:rPr>
-        <w:t xml:space="preserve"> applied to bound the dimensions to avoid mismatch</w:t>
-      </w:r>
-      <w:r>
-        <w:rPr>
-          <w:rFonts w:ascii="Times New Roman" w:hAnsi="Times New Roman" w:cs="Times New Roman"/>
-          <w:sz w:val="28"/>
-          <w:szCs w:val="28"/>
-          <w:lang w:val="en-US"/>
-        </w:rPr>
-        <w:t xml:space="preserve"> - plateaued around 60k (halt at 250k steps), no oscillations shown</w:t>
-      </w:r>
-    </w:p>
-    <w:p>
-      <w:pPr>
-        <w:spacing w:after="0"/>
-        <w:rPr>
-          <w:rFonts w:ascii="Times New Roman" w:hAnsi="Times New Roman" w:cs="Times New Roman"/>
-          <w:sz w:val="28"/>
-          <w:szCs w:val="28"/>
-          <w:lang w:val="en-US"/>
-        </w:rPr>
-      </w:pPr>
-    </w:p>
-    <w:p>
-      <w:pPr>
-        <w:spacing w:after="0"/>
-        <w:rPr>
-          <w:rFonts w:ascii="Times New Roman" w:hAnsi="Times New Roman" w:cs="Times New Roman"/>
-          <w:sz w:val="28"/>
-          <w:szCs w:val="28"/>
-          <w:lang w:val="en-US"/>
-        </w:rPr>
-      </w:pPr>
-      <w:r>
-        <w:rPr>
-          <w:rFonts w:ascii="Times New Roman" w:hAnsi="Times New Roman" w:cs="Times New Roman"/>
-          <w:sz w:val="28"/>
-          <w:szCs w:val="28"/>
-          <w:lang w:val="en-US"/>
-        </w:rPr>
-        <w:t>sac_v8: architecture 256,256,256 tried, 2M steps, plateaued around 100k, not showing reward difference (-130</w:t>
-      </w:r>
-      <w:proofErr w:type="gramStart"/>
-      <w:r>
-        <w:rPr>
-          <w:rFonts w:ascii="Times New Roman" w:hAnsi="Times New Roman" w:cs="Times New Roman"/>
-          <w:sz w:val="28"/>
-          <w:szCs w:val="28"/>
-          <w:lang w:val="en-US"/>
-        </w:rPr>
-        <w:t xml:space="preserve"> ..</w:t>
-      </w:r>
-      <w:proofErr w:type="gramEnd"/>
-      <w:r>
-        <w:rPr>
-          <w:rFonts w:ascii="Times New Roman" w:hAnsi="Times New Roman" w:cs="Times New Roman"/>
-          <w:sz w:val="28"/>
-          <w:szCs w:val="28"/>
-          <w:lang w:val="en-US"/>
-        </w:rPr>
-        <w:t xml:space="preserve"> -200)</w:t>
-      </w:r>
-    </w:p>
-    <w:p>
-      <w:pPr>
-        <w:spacing w:after="0"/>
-        <w:rPr>
-          <w:rFonts w:ascii="Times New Roman" w:hAnsi="Times New Roman" w:cs="Times New Roman"/>
-          <w:sz w:val="28"/>
-          <w:szCs w:val="28"/>
-          <w:lang w:val="en-US"/>
-        </w:rPr>
-      </w:pPr>
-    </w:p>
-    <w:p>
-      <w:pPr>
-        <w:spacing w:after="0"/>
-        <w:rPr>
-          <w:rFonts w:ascii="Times New Roman" w:hAnsi="Times New Roman" w:cs="Times New Roman"/>
-          <w:sz w:val="28"/>
-          <w:szCs w:val="28"/>
-          <w:lang w:val="en-US"/>
-        </w:rPr>
-      </w:pPr>
-      <w:r>
-        <w:rPr>
-          <w:rFonts w:ascii="Times New Roman" w:hAnsi="Times New Roman" w:cs="Times New Roman"/>
-          <w:sz w:val="28"/>
-          <w:szCs w:val="28"/>
-          <w:lang w:val="en-US"/>
-        </w:rPr>
-        <w:t xml:space="preserve">sac_v9: </w:t>
-      </w:r>
-      <w:proofErr w:type="spellStart"/>
-      <w:r>
-        <w:rPr>
-          <w:rFonts w:ascii="Times New Roman" w:hAnsi="Times New Roman" w:cs="Times New Roman"/>
-          <w:sz w:val="28"/>
-          <w:szCs w:val="28"/>
-          <w:lang w:val="en-US"/>
-        </w:rPr>
-        <w:t>inband</w:t>
-      </w:r>
-      <w:proofErr w:type="spellEnd"/>
-      <w:r>
-        <w:rPr>
-          <w:rFonts w:ascii="Times New Roman" w:hAnsi="Times New Roman" w:cs="Times New Roman"/>
-          <w:sz w:val="28"/>
-          <w:szCs w:val="28"/>
-          <w:lang w:val="en-US"/>
-        </w:rPr>
-        <w:t xml:space="preserve"> reward differentiation implemented, </w:t>
-      </w:r>
-      <w:r>
-        <w:rPr>
-          <w:rFonts w:ascii="Times New Roman" w:hAnsi="Times New Roman" w:cs="Times New Roman"/>
-          <w:sz w:val="28"/>
-          <w:szCs w:val="28"/>
-          <w:lang w:val="en-US"/>
-        </w:rPr>
-        <w:t>weights:</w:t>
-      </w:r>
-      <w:r>
-        <w:rPr>
-          <w:rFonts w:ascii="Times New Roman" w:hAnsi="Times New Roman" w:cs="Times New Roman"/>
-          <w:sz w:val="28"/>
-          <w:szCs w:val="28"/>
-          <w:lang w:val="en-US"/>
-        </w:rPr>
-        <w:t xml:space="preserve"> 50 - 20 - 2</w:t>
-      </w:r>
-      <w:r>
-        <w:rPr>
-          <w:rFonts w:ascii="Times New Roman" w:hAnsi="Times New Roman" w:cs="Times New Roman"/>
-          <w:sz w:val="28"/>
-          <w:szCs w:val="28"/>
-          <w:lang w:val="en-US"/>
-        </w:rPr>
-        <w:t xml:space="preserve"> - same result</w:t>
-      </w:r>
-    </w:p>
-    <w:p>
-      <w:pPr>
-        <w:spacing w:after="0"/>
-        <w:rPr>
-          <w:rFonts w:ascii="Times New Roman" w:hAnsi="Times New Roman" w:cs="Times New Roman"/>
-          <w:sz w:val="28"/>
-          <w:szCs w:val="28"/>
-          <w:lang w:val="en-US"/>
-        </w:rPr>
-      </w:pPr>
-    </w:p>
-    <w:p>
-      <w:pPr>
-        <w:spacing w:after="0"/>
-        <w:rPr>
-          <w:rFonts w:ascii="Times New Roman" w:hAnsi="Times New Roman" w:cs="Times New Roman"/>
-          <w:sz w:val="28"/>
-          <w:szCs w:val="28"/>
-          <w:lang w:val="en-US"/>
-        </w:rPr>
-      </w:pPr>
-      <w:r>
-        <w:rPr>
-          <w:rFonts w:ascii="Times New Roman" w:hAnsi="Times New Roman" w:cs="Times New Roman"/>
-          <w:sz w:val="28"/>
-          <w:szCs w:val="28"/>
-          <w:lang w:val="en-US"/>
-        </w:rPr>
-        <w:t>sac_v10: target entropy -2.0</w:t>
-      </w:r>
-      <w:r>
-        <w:rPr>
-          <w:rFonts w:ascii="Times New Roman" w:hAnsi="Times New Roman" w:cs="Times New Roman"/>
-          <w:sz w:val="28"/>
-          <w:szCs w:val="28"/>
-          <w:lang w:val="en-US"/>
-        </w:rPr>
-        <w:t xml:space="preserve">, </w:t>
-      </w:r>
-      <w:r>
-        <w:rPr>
-          <w:rFonts w:ascii="Times New Roman" w:hAnsi="Times New Roman" w:cs="Times New Roman"/>
-          <w:sz w:val="28"/>
-          <w:szCs w:val="28"/>
-          <w:lang w:val="en-US"/>
-        </w:rPr>
-        <w:t>weights: 50 - 20 - 2</w:t>
-      </w:r>
-    </w:p>
-    <w:p>
-      <w:pPr>
-        <w:spacing w:after="0"/>
-        <w:rPr>
-          <w:rFonts w:ascii="Times New Roman" w:hAnsi="Times New Roman" w:cs="Times New Roman"/>
-          <w:sz w:val="28"/>
-          <w:szCs w:val="28"/>
-          <w:lang w:val="en-US"/>
-        </w:rPr>
-      </w:pPr>
-    </w:p>
-    <w:p>
-      <w:pPr>
-        <w:spacing w:after="0"/>
-        <w:rPr>
-          <w:rFonts w:ascii="Times New Roman" w:hAnsi="Times New Roman" w:cs="Times New Roman"/>
-          <w:sz w:val="28"/>
-          <w:szCs w:val="28"/>
-          <w:lang w:val="en-US"/>
-        </w:rPr>
-      </w:pPr>
-      <w:r>
-        <w:rPr>
-          <w:rFonts w:ascii="Times New Roman" w:hAnsi="Times New Roman" w:cs="Times New Roman"/>
-          <w:sz w:val="28"/>
-          <w:szCs w:val="28"/>
-          <w:lang w:val="en-US"/>
-        </w:rPr>
-        <w:t>sac_v11: learning rate 3e-4, weights</w:t>
-      </w:r>
-      <w:r>
-        <w:rPr>
-          <w:rFonts w:ascii="Times New Roman" w:hAnsi="Times New Roman" w:cs="Times New Roman"/>
-          <w:sz w:val="28"/>
-          <w:szCs w:val="28"/>
-          <w:lang w:val="en-US"/>
-        </w:rPr>
-        <w:t xml:space="preserve">: </w:t>
-      </w:r>
-      <w:r>
-        <w:rPr>
-          <w:rFonts w:ascii="Times New Roman" w:hAnsi="Times New Roman" w:cs="Times New Roman"/>
-          <w:sz w:val="28"/>
-          <w:szCs w:val="28"/>
-          <w:lang w:val="en-US"/>
-        </w:rPr>
-        <w:t>50 - 20 - 2</w:t>
-      </w:r>
-    </w:p>
-    <w:p>
-      <w:pPr>
-        <w:spacing w:after="0"/>
-        <w:rPr>
-          <w:rFonts w:ascii="Times New Roman" w:hAnsi="Times New Roman" w:cs="Times New Roman"/>
-          <w:sz w:val="28"/>
-          <w:szCs w:val="28"/>
-          <w:lang w:val="en-US"/>
-        </w:rPr>
-      </w:pPr>
+        <w:t>sac_v5: weights 50-20-2, fixed building and heat pump model</w:t>
+      </w:r>
+      <w:r>
+        <w:rPr>
+          <w:rFonts w:ascii="Times New Roman" w:hAnsi="Times New Roman" w:cs="Times New Roman"/>
+          <w:sz w:val="28"/>
+          <w:szCs w:val="28"/>
+          <w:lang w:val="en-US"/>
+        </w:rPr>
+        <w:t>s, parabolic reward around 21 deg.</w:t>
+      </w:r>
+    </w:p>
+    <w:p>
+      <w:pPr>
+        <w:spacing w:after="0"/>
+        <w:jc w:val="both"/>
+        <w:rPr>
+          <w:rFonts w:ascii="Times New Roman" w:hAnsi="Times New Roman" w:cs="Times New Roman"/>
+          <w:sz w:val="28"/>
+          <w:szCs w:val="28"/>
+          <w:lang w:val="en-US"/>
+        </w:rPr>
+      </w:pPr>
+    </w:p>
+    <w:p>
+      <w:pPr>
+        <w:spacing w:after="0"/>
+        <w:jc w:val="both"/>
+        <w:rPr>
+          <w:rFonts w:ascii="Times New Roman" w:hAnsi="Times New Roman" w:cs="Times New Roman"/>
+          <w:sz w:val="28"/>
+          <w:szCs w:val="28"/>
+          <w:lang w:val="en-US"/>
+        </w:rPr>
+      </w:pPr>
+      <w:r>
+        <w:rPr>
+          <w:rFonts w:ascii="Times New Roman" w:hAnsi="Times New Roman" w:cs="Times New Roman"/>
+          <w:sz w:val="28"/>
+          <w:szCs w:val="28"/>
+          <w:lang w:val="en-US"/>
+        </w:rPr>
+        <w:t>sac_v6: normalized obs spac</w:t>
+      </w:r>
+      <w:r>
+        <w:rPr>
+          <w:rFonts w:ascii="Times New Roman" w:hAnsi="Times New Roman" w:cs="Times New Roman"/>
+          <w:sz w:val="28"/>
+          <w:szCs w:val="28"/>
+          <w:lang w:val="en-US"/>
+        </w:rPr>
+        <w:t>e, building temp limit</w:t>
+      </w:r>
+      <w:r>
+        <w:rPr>
+          <w:rFonts w:ascii="Times New Roman" w:hAnsi="Times New Roman" w:cs="Times New Roman"/>
+          <w:sz w:val="28"/>
+          <w:szCs w:val="28"/>
+          <w:lang w:val="en-US"/>
+        </w:rPr>
+        <w:t xml:space="preserve"> detection</w:t>
+      </w:r>
+      <w:r>
+        <w:rPr>
+          <w:rFonts w:ascii="Times New Roman" w:hAnsi="Times New Roman" w:cs="Times New Roman"/>
+          <w:sz w:val="28"/>
+          <w:szCs w:val="28"/>
+          <w:lang w:val="en-US"/>
+        </w:rPr>
+        <w:t xml:space="preserve"> implemented</w:t>
+      </w:r>
+      <w:r>
+        <w:rPr>
+          <w:rFonts w:ascii="Times New Roman" w:hAnsi="Times New Roman" w:cs="Times New Roman"/>
+          <w:sz w:val="28"/>
+          <w:szCs w:val="28"/>
+          <w:lang w:val="en-US"/>
+        </w:rPr>
+        <w:t xml:space="preserve"> - too many cycles, need to punish cycling more</w:t>
+      </w:r>
+    </w:p>
+    <w:p>
+      <w:pPr>
+        <w:spacing w:after="0"/>
+        <w:jc w:val="both"/>
+        <w:rPr>
+          <w:rFonts w:ascii="Times New Roman" w:hAnsi="Times New Roman" w:cs="Times New Roman"/>
+          <w:sz w:val="28"/>
+          <w:szCs w:val="28"/>
+          <w:lang w:val="en-US"/>
+        </w:rPr>
+      </w:pPr>
+    </w:p>
+    <w:p>
+      <w:pPr>
+        <w:spacing w:after="0"/>
+        <w:jc w:val="both"/>
+        <w:rPr>
+          <w:rFonts w:ascii="Times New Roman" w:hAnsi="Times New Roman" w:cs="Times New Roman"/>
+          <w:sz w:val="28"/>
+          <w:szCs w:val="28"/>
+          <w:lang w:val="en-US"/>
+        </w:rPr>
+      </w:pPr>
+      <w:r>
+        <w:rPr>
+          <w:rFonts w:ascii="Times New Roman" w:hAnsi="Times New Roman" w:cs="Times New Roman"/>
+          <w:sz w:val="28"/>
+          <w:szCs w:val="28"/>
+          <w:lang w:val="en-US"/>
+        </w:rPr>
+        <w:t>sac_v7: 50-20-25</w:t>
+      </w:r>
+      <w:r>
+        <w:rPr>
+          <w:rFonts w:ascii="Times New Roman" w:hAnsi="Times New Roman" w:cs="Times New Roman"/>
+          <w:sz w:val="28"/>
+          <w:szCs w:val="28"/>
+          <w:lang w:val="en-US"/>
+        </w:rPr>
+        <w:t>, more weight put on cycling</w:t>
+      </w:r>
+    </w:p>
+    <w:p>
+      <w:pPr>
+        <w:spacing w:after="0"/>
+        <w:jc w:val="both"/>
+        <w:rPr>
+          <w:rFonts w:ascii="Times New Roman" w:hAnsi="Times New Roman" w:cs="Times New Roman"/>
+          <w:sz w:val="28"/>
+          <w:szCs w:val="28"/>
+          <w:lang w:val="en-US"/>
+        </w:rPr>
+      </w:pPr>
+    </w:p>
+    <w:p>
+      <w:pPr>
+        <w:spacing w:after="0"/>
+        <w:jc w:val="both"/>
+        <w:rPr>
+          <w:rFonts w:ascii="Times New Roman" w:hAnsi="Times New Roman" w:cs="Times New Roman"/>
+          <w:sz w:val="28"/>
+          <w:szCs w:val="28"/>
+          <w:lang w:val="en-US"/>
+        </w:rPr>
+      </w:pPr>
+      <w:r>
+        <w:rPr>
+          <w:rFonts w:ascii="Times New Roman" w:hAnsi="Times New Roman" w:cs="Times New Roman"/>
+          <w:sz w:val="28"/>
+          <w:szCs w:val="28"/>
+          <w:lang w:val="en-US"/>
+        </w:rPr>
+        <w:t>sac_v8: solar and internal gains added with time features in obs space</w:t>
+      </w:r>
+    </w:p>
+    <w:p>
+      <w:pPr>
+        <w:spacing w:after="0"/>
+        <w:jc w:val="both"/>
+        <w:rPr>
+          <w:rFonts w:ascii="Times New Roman" w:hAnsi="Times New Roman" w:cs="Times New Roman"/>
+          <w:sz w:val="28"/>
+          <w:szCs w:val="28"/>
+          <w:lang w:val="en-US"/>
+        </w:rPr>
+      </w:pPr>
+    </w:p>
+    <w:p>
+      <w:pPr>
+        <w:spacing w:after="0"/>
+        <w:jc w:val="both"/>
+        <w:rPr>
+          <w:rFonts w:ascii="Times New Roman" w:hAnsi="Times New Roman" w:cs="Times New Roman"/>
+          <w:sz w:val="28"/>
+          <w:szCs w:val="28"/>
+          <w:lang w:val="en-US"/>
+        </w:rPr>
+      </w:pPr>
+      <w:r>
+        <w:rPr>
+          <w:rFonts w:ascii="Times New Roman" w:hAnsi="Times New Roman" w:cs="Times New Roman"/>
+          <w:sz w:val="28"/>
+          <w:szCs w:val="28"/>
+          <w:lang w:val="en-US"/>
+        </w:rPr>
+        <w:t>sac_v9: scaling decreased to 1/100 and the heating cutoff changed to HP power rather than ambient temperature</w:t>
+      </w:r>
+    </w:p>
+    <w:p>
+      <w:pPr>
+        <w:spacing w:after="0"/>
+        <w:jc w:val="both"/>
+        <w:rPr>
+          <w:rFonts w:ascii="Times New Roman" w:hAnsi="Times New Roman" w:cs="Times New Roman"/>
+          <w:sz w:val="28"/>
+          <w:szCs w:val="28"/>
+          <w:lang w:val="en-US"/>
+        </w:rPr>
+      </w:pPr>
+    </w:p>
+    <w:p>
+      <w:pPr>
+        <w:spacing w:after="0"/>
+        <w:jc w:val="both"/>
+        <w:rPr>
+          <w:rFonts w:ascii="Times New Roman" w:hAnsi="Times New Roman" w:cs="Times New Roman"/>
+          <w:sz w:val="28"/>
+          <w:szCs w:val="28"/>
+          <w:lang w:val="en-US"/>
+        </w:rPr>
+      </w:pPr>
+      <w:r>
+        <w:rPr>
+          <w:rFonts w:ascii="Times New Roman" w:hAnsi="Times New Roman" w:cs="Times New Roman"/>
+          <w:sz w:val="28"/>
+          <w:szCs w:val="28"/>
+          <w:lang w:val="en-US"/>
+        </w:rPr>
+        <w:t xml:space="preserve">sac_v10: </w:t>
+      </w:r>
+      <w:r>
+        <w:rPr>
+          <w:rFonts w:ascii="Times New Roman" w:hAnsi="Times New Roman" w:cs="Times New Roman"/>
+          <w:sz w:val="28"/>
+          <w:szCs w:val="28"/>
+          <w:lang w:val="en-US"/>
+        </w:rPr>
+        <w:t>gains added to obs space</w:t>
+      </w:r>
+    </w:p>
+    <w:p>
+      <w:pPr>
+        <w:spacing w:after="0"/>
+        <w:jc w:val="both"/>
+        <w:rPr>
+          <w:rFonts w:ascii="Times New Roman" w:hAnsi="Times New Roman" w:cs="Times New Roman"/>
+          <w:sz w:val="28"/>
+          <w:szCs w:val="28"/>
+          <w:lang w:val="en-US"/>
+        </w:rPr>
+      </w:pPr>
+    </w:p>
+    <w:p>
+      <w:pPr>
+        <w:spacing w:after="0"/>
+        <w:jc w:val="both"/>
+        <w:rPr>
+          <w:rFonts w:ascii="Times New Roman" w:hAnsi="Times New Roman" w:cs="Times New Roman"/>
+          <w:sz w:val="28"/>
+          <w:szCs w:val="28"/>
+          <w:lang w:val="en-US"/>
+        </w:rPr>
+      </w:pPr>
+      <w:r>
+        <w:rPr>
+          <w:rFonts w:ascii="Times New Roman" w:hAnsi="Times New Roman" w:cs="Times New Roman"/>
+          <w:sz w:val="28"/>
+          <w:szCs w:val="28"/>
+          <w:lang w:val="en-US"/>
+        </w:rPr>
+        <w:t>sac_v11: gains recalculated with greater shading</w:t>
+      </w:r>
     </w:p>
     <w:sectPr>
       <w:pgSz w:w="11906" w:h="16838"/>
@@ -1056,7 +692,6 @@
   <w:style w:type="paragraph" w:default="1" w:styleId="Normal">
     <w:name w:val="Normal"/>
     <w:qFormat/>
-    <w:rsid w:val="00263A22"/>
   </w:style>
   <w:style w:type="character" w:default="1" w:styleId="DefaultParagraphFont">
     <w:name w:val="Default Paragraph Font"/>

--- a/runs.docx
+++ b/runs.docx
@@ -284,9 +284,1413 @@
         <w:t>sac_v11: gains recalculated with greater shading</w:t>
       </w:r>
     </w:p>
+    <w:p>
+      <w:pPr>
+        <w:rPr>
+          <w:rFonts w:ascii="Times New Roman" w:hAnsi="Times New Roman" w:cs="Times New Roman"/>
+          <w:sz w:val="28"/>
+          <w:szCs w:val="28"/>
+          <w:lang w:val="en-US"/>
+        </w:rPr>
+      </w:pPr>
+      <w:r>
+        <w:rPr>
+          <w:rFonts w:ascii="Times New Roman" w:hAnsi="Times New Roman" w:cs="Times New Roman"/>
+          <w:sz w:val="28"/>
+          <w:szCs w:val="28"/>
+          <w:lang w:val="en-US"/>
+        </w:rPr>
+        <w:br w:type="page"/>
+      </w:r>
+    </w:p>
+    <w:p>
+      <w:pPr>
+        <w:spacing w:after="0"/>
+        <w:jc w:val="both"/>
+        <w:rPr>
+          <w:rFonts w:ascii="Times New Roman" w:hAnsi="Times New Roman" w:cs="Times New Roman"/>
+          <w:sz w:val="28"/>
+          <w:szCs w:val="28"/>
+          <w:lang w:val="en-US"/>
+        </w:rPr>
+      </w:pPr>
+      <w:r>
+        <w:rPr>
+          <w:rFonts w:ascii="Times New Roman" w:hAnsi="Times New Roman" w:cs="Times New Roman"/>
+          <w:sz w:val="28"/>
+          <w:szCs w:val="28"/>
+          <w:lang w:val="en-US"/>
+        </w:rPr>
+        <w:lastRenderedPageBreak/>
+        <w:t>sac_v13:</w:t>
+      </w:r>
+    </w:p>
+    <w:p>
+      <w:pPr>
+        <w:spacing w:after="0"/>
+        <w:jc w:val="both"/>
+        <w:rPr>
+          <w:rFonts w:ascii="Times New Roman" w:hAnsi="Times New Roman" w:cs="Times New Roman"/>
+          <w:sz w:val="28"/>
+          <w:szCs w:val="28"/>
+          <w:lang w:val="en-US"/>
+        </w:rPr>
+      </w:pPr>
+    </w:p>
+    <w:tbl>
+      <w:tblPr>
+        <w:tblStyle w:val="TableGrid"/>
+        <w:tblW w:w="0" w:type="auto"/>
+        <w:tblInd w:w="-147" w:type="dxa"/>
+        <w:tblLook w:val="04A0" w:firstRow="1" w:lastRow="0" w:firstColumn="1" w:lastColumn="0" w:noHBand="0" w:noVBand="1"/>
+      </w:tblPr>
+      <w:tblGrid>
+        <w:gridCol w:w="1188"/>
+        <w:gridCol w:w="1196"/>
+        <w:gridCol w:w="1036"/>
+        <w:gridCol w:w="1033"/>
+        <w:gridCol w:w="1159"/>
+        <w:gridCol w:w="925"/>
+        <w:gridCol w:w="1028"/>
+        <w:gridCol w:w="1106"/>
+        <w:gridCol w:w="1133"/>
+        <w:gridCol w:w="1336"/>
+        <w:gridCol w:w="1133"/>
+        <w:gridCol w:w="1133"/>
+        <w:gridCol w:w="1041"/>
+        <w:gridCol w:w="1088"/>
+      </w:tblGrid>
+      <w:tr>
+        <w:tc>
+          <w:tcPr>
+            <w:tcW w:w="1203" w:type="dxa"/>
+          </w:tcPr>
+          <w:p>
+            <w:pPr>
+              <w:jc w:val="both"/>
+              <w:rPr>
+                <w:rFonts w:ascii="Times New Roman" w:hAnsi="Times New Roman" w:cs="Times New Roman"/>
+                <w:sz w:val="28"/>
+                <w:szCs w:val="28"/>
+                <w:lang w:val="en-US"/>
+              </w:rPr>
+            </w:pPr>
+          </w:p>
+        </w:tc>
+        <w:tc>
+          <w:tcPr>
+            <w:tcW w:w="1200" w:type="dxa"/>
+          </w:tcPr>
+          <w:p>
+            <w:pPr>
+              <w:jc w:val="both"/>
+              <w:rPr>
+                <w:rFonts w:ascii="Times New Roman" w:hAnsi="Times New Roman" w:cs="Times New Roman"/>
+                <w:sz w:val="28"/>
+                <w:szCs w:val="28"/>
+                <w:lang w:val="en-US"/>
+              </w:rPr>
+            </w:pPr>
+            <w:r>
+              <w:rPr>
+                <w:rFonts w:ascii="Times New Roman" w:hAnsi="Times New Roman" w:cs="Times New Roman"/>
+                <w:sz w:val="28"/>
+                <w:szCs w:val="28"/>
+                <w:lang w:val="en-US"/>
+              </w:rPr>
+              <w:t>comfort</w:t>
+            </w:r>
+          </w:p>
+          <w:p>
+            <w:pPr>
+              <w:jc w:val="both"/>
+              <w:rPr>
+                <w:rFonts w:ascii="Times New Roman" w:hAnsi="Times New Roman" w:cs="Times New Roman"/>
+                <w:sz w:val="28"/>
+                <w:szCs w:val="28"/>
+                <w:lang w:val="en-US"/>
+              </w:rPr>
+            </w:pPr>
+            <w:r>
+              <w:rPr>
+                <w:rFonts w:ascii="Times New Roman" w:hAnsi="Times New Roman" w:cs="Times New Roman"/>
+                <w:sz w:val="28"/>
+                <w:szCs w:val="28"/>
+                <w:lang w:val="en-US"/>
+              </w:rPr>
+              <w:t>%</w:t>
+            </w:r>
+          </w:p>
+        </w:tc>
+        <w:tc>
+          <w:tcPr>
+            <w:tcW w:w="1045" w:type="dxa"/>
+          </w:tcPr>
+          <w:p>
+            <w:pPr>
+              <w:jc w:val="both"/>
+              <w:rPr>
+                <w:rFonts w:ascii="Times New Roman" w:hAnsi="Times New Roman" w:cs="Times New Roman"/>
+                <w:sz w:val="28"/>
+                <w:szCs w:val="28"/>
+                <w:lang w:val="en-US"/>
+              </w:rPr>
+            </w:pPr>
+            <w:r>
+              <w:rPr>
+                <w:rFonts w:ascii="Times New Roman" w:hAnsi="Times New Roman" w:cs="Times New Roman"/>
+                <w:sz w:val="28"/>
+                <w:szCs w:val="28"/>
+                <w:lang w:val="en-US"/>
+              </w:rPr>
+              <w:t>range</w:t>
+            </w:r>
+          </w:p>
+          <w:p>
+            <w:pPr>
+              <w:jc w:val="both"/>
+              <w:rPr>
+                <w:rFonts w:ascii="Times New Roman" w:hAnsi="Times New Roman" w:cs="Times New Roman"/>
+                <w:sz w:val="28"/>
+                <w:szCs w:val="28"/>
+                <w:lang w:val="en-US"/>
+              </w:rPr>
+            </w:pPr>
+            <w:r>
+              <w:rPr>
+                <w:rFonts w:ascii="Times New Roman" w:hAnsi="Times New Roman" w:cs="Times New Roman"/>
+                <w:sz w:val="28"/>
+                <w:szCs w:val="28"/>
+                <w:lang w:val="en-US"/>
+              </w:rPr>
+              <w:t>C</w:t>
+            </w:r>
+          </w:p>
+        </w:tc>
+        <w:tc>
+          <w:tcPr>
+            <w:tcW w:w="1041" w:type="dxa"/>
+          </w:tcPr>
+          <w:p>
+            <w:pPr>
+              <w:jc w:val="both"/>
+              <w:rPr>
+                <w:rFonts w:ascii="Times New Roman" w:hAnsi="Times New Roman" w:cs="Times New Roman"/>
+                <w:sz w:val="28"/>
+                <w:szCs w:val="28"/>
+                <w:lang w:val="en-US"/>
+              </w:rPr>
+            </w:pPr>
+            <w:r>
+              <w:rPr>
+                <w:rFonts w:ascii="Times New Roman" w:hAnsi="Times New Roman" w:cs="Times New Roman"/>
+                <w:sz w:val="28"/>
+                <w:szCs w:val="28"/>
+                <w:lang w:val="en-US"/>
+              </w:rPr>
+              <w:t>mean</w:t>
+            </w:r>
+          </w:p>
+          <w:p>
+            <w:pPr>
+              <w:jc w:val="both"/>
+              <w:rPr>
+                <w:rFonts w:ascii="Times New Roman" w:hAnsi="Times New Roman" w:cs="Times New Roman"/>
+                <w:sz w:val="28"/>
+                <w:szCs w:val="28"/>
+                <w:lang w:val="en-US"/>
+              </w:rPr>
+            </w:pPr>
+            <w:r>
+              <w:rPr>
+                <w:rFonts w:ascii="Times New Roman" w:hAnsi="Times New Roman" w:cs="Times New Roman"/>
+                <w:sz w:val="28"/>
+                <w:szCs w:val="28"/>
+                <w:lang w:val="en-US"/>
+              </w:rPr>
+              <w:t>C</w:t>
+            </w:r>
+          </w:p>
+        </w:tc>
+        <w:tc>
+          <w:tcPr>
+            <w:tcW w:w="1164" w:type="dxa"/>
+          </w:tcPr>
+          <w:p>
+            <w:pPr>
+              <w:jc w:val="both"/>
+              <w:rPr>
+                <w:rFonts w:ascii="Times New Roman" w:hAnsi="Times New Roman" w:cs="Times New Roman"/>
+                <w:sz w:val="28"/>
+                <w:szCs w:val="28"/>
+                <w:lang w:val="en-US"/>
+              </w:rPr>
+            </w:pPr>
+            <w:r>
+              <w:rPr>
+                <w:rFonts w:ascii="Times New Roman" w:hAnsi="Times New Roman" w:cs="Times New Roman"/>
+                <w:sz w:val="28"/>
+                <w:szCs w:val="28"/>
+                <w:lang w:val="en-US"/>
+              </w:rPr>
+              <w:t>median</w:t>
+            </w:r>
+          </w:p>
+          <w:p>
+            <w:pPr>
+              <w:jc w:val="both"/>
+              <w:rPr>
+                <w:rFonts w:ascii="Times New Roman" w:hAnsi="Times New Roman" w:cs="Times New Roman"/>
+                <w:sz w:val="28"/>
+                <w:szCs w:val="28"/>
+                <w:lang w:val="en-US"/>
+              </w:rPr>
+            </w:pPr>
+            <w:r>
+              <w:rPr>
+                <w:rFonts w:ascii="Times New Roman" w:hAnsi="Times New Roman" w:cs="Times New Roman"/>
+                <w:sz w:val="28"/>
+                <w:szCs w:val="28"/>
+                <w:lang w:val="en-US"/>
+              </w:rPr>
+              <w:t>C</w:t>
+            </w:r>
+          </w:p>
+        </w:tc>
+        <w:tc>
+          <w:tcPr>
+            <w:tcW w:w="935" w:type="dxa"/>
+          </w:tcPr>
+          <w:p>
+            <w:pPr>
+              <w:jc w:val="both"/>
+              <w:rPr>
+                <w:rFonts w:ascii="Times New Roman" w:hAnsi="Times New Roman" w:cs="Times New Roman"/>
+                <w:sz w:val="28"/>
+                <w:szCs w:val="28"/>
+                <w:lang w:val="en-US"/>
+              </w:rPr>
+            </w:pPr>
+            <w:r>
+              <w:rPr>
+                <w:rFonts w:ascii="Times New Roman" w:hAnsi="Times New Roman" w:cs="Times New Roman"/>
+                <w:sz w:val="28"/>
+                <w:szCs w:val="28"/>
+                <w:lang w:val="en-US"/>
+              </w:rPr>
+              <w:t>std dev</w:t>
+            </w:r>
+          </w:p>
+          <w:p>
+            <w:pPr>
+              <w:jc w:val="both"/>
+              <w:rPr>
+                <w:rFonts w:ascii="Times New Roman" w:hAnsi="Times New Roman" w:cs="Times New Roman"/>
+                <w:sz w:val="28"/>
+                <w:szCs w:val="28"/>
+                <w:lang w:val="en-US"/>
+              </w:rPr>
+            </w:pPr>
+            <w:r>
+              <w:rPr>
+                <w:rFonts w:ascii="Times New Roman" w:hAnsi="Times New Roman" w:cs="Times New Roman"/>
+                <w:sz w:val="28"/>
+                <w:szCs w:val="28"/>
+                <w:lang w:val="en-US"/>
+              </w:rPr>
+              <w:t>C</w:t>
+            </w:r>
+          </w:p>
+        </w:tc>
+        <w:tc>
+          <w:tcPr>
+            <w:tcW w:w="1037" w:type="dxa"/>
+          </w:tcPr>
+          <w:p>
+            <w:pPr>
+              <w:jc w:val="both"/>
+              <w:rPr>
+                <w:rFonts w:ascii="Times New Roman" w:hAnsi="Times New Roman" w:cs="Times New Roman"/>
+                <w:sz w:val="28"/>
+                <w:szCs w:val="28"/>
+                <w:lang w:val="en-US"/>
+              </w:rPr>
+            </w:pPr>
+            <w:r>
+              <w:rPr>
+                <w:rFonts w:ascii="Times New Roman" w:hAnsi="Times New Roman" w:cs="Times New Roman"/>
+                <w:sz w:val="28"/>
+                <w:szCs w:val="28"/>
+                <w:lang w:val="en-US"/>
+              </w:rPr>
+              <w:t>mean abs dev K</w:t>
+            </w:r>
+          </w:p>
+        </w:tc>
+        <w:tc>
+          <w:tcPr>
+            <w:tcW w:w="1111" w:type="dxa"/>
+          </w:tcPr>
+          <w:p>
+            <w:pPr>
+              <w:jc w:val="both"/>
+              <w:rPr>
+                <w:rFonts w:ascii="Times New Roman" w:hAnsi="Times New Roman" w:cs="Times New Roman"/>
+                <w:sz w:val="28"/>
+                <w:szCs w:val="28"/>
+                <w:lang w:val="en-US"/>
+              </w:rPr>
+            </w:pPr>
+            <w:r>
+              <w:rPr>
+                <w:rFonts w:ascii="Times New Roman" w:hAnsi="Times New Roman" w:cs="Times New Roman"/>
+                <w:sz w:val="28"/>
+                <w:szCs w:val="28"/>
+                <w:lang w:val="en-US"/>
+              </w:rPr>
+              <w:t xml:space="preserve">too cold hours </w:t>
+            </w:r>
+          </w:p>
+          <w:p>
+            <w:pPr>
+              <w:jc w:val="both"/>
+              <w:rPr>
+                <w:rFonts w:ascii="Times New Roman" w:hAnsi="Times New Roman" w:cs="Times New Roman"/>
+                <w:sz w:val="28"/>
+                <w:szCs w:val="28"/>
+                <w:lang w:val="en-US"/>
+              </w:rPr>
+            </w:pPr>
+            <w:r>
+              <w:rPr>
+                <w:rFonts w:ascii="Times New Roman" w:hAnsi="Times New Roman" w:cs="Times New Roman"/>
+                <w:sz w:val="28"/>
+                <w:szCs w:val="28"/>
+                <w:lang w:val="en-US"/>
+              </w:rPr>
+              <w:t>h</w:t>
+            </w:r>
+          </w:p>
+        </w:tc>
+        <w:tc>
+          <w:tcPr>
+            <w:tcW w:w="1133" w:type="dxa"/>
+          </w:tcPr>
+          <w:p>
+            <w:pPr>
+              <w:jc w:val="both"/>
+              <w:rPr>
+                <w:rFonts w:ascii="Times New Roman" w:hAnsi="Times New Roman" w:cs="Times New Roman"/>
+                <w:sz w:val="28"/>
+                <w:szCs w:val="28"/>
+                <w:lang w:val="en-US"/>
+              </w:rPr>
+            </w:pPr>
+            <w:r>
+              <w:rPr>
+                <w:rFonts w:ascii="Times New Roman" w:hAnsi="Times New Roman" w:cs="Times New Roman"/>
+                <w:sz w:val="28"/>
+                <w:szCs w:val="28"/>
+                <w:lang w:val="en-US"/>
+              </w:rPr>
+              <w:t>too hot hours</w:t>
+            </w:r>
+          </w:p>
+          <w:p>
+            <w:pPr>
+              <w:jc w:val="both"/>
+              <w:rPr>
+                <w:rFonts w:ascii="Times New Roman" w:hAnsi="Times New Roman" w:cs="Times New Roman"/>
+                <w:sz w:val="28"/>
+                <w:szCs w:val="28"/>
+                <w:lang w:val="en-US"/>
+              </w:rPr>
+            </w:pPr>
+            <w:r>
+              <w:rPr>
+                <w:rFonts w:ascii="Times New Roman" w:hAnsi="Times New Roman" w:cs="Times New Roman"/>
+                <w:sz w:val="28"/>
+                <w:szCs w:val="28"/>
+                <w:lang w:val="en-US"/>
+              </w:rPr>
+              <w:t>h</w:t>
+            </w:r>
+          </w:p>
+        </w:tc>
+        <w:tc>
+          <w:tcPr>
+            <w:tcW w:w="1336" w:type="dxa"/>
+          </w:tcPr>
+          <w:p>
+            <w:pPr>
+              <w:jc w:val="both"/>
+              <w:rPr>
+                <w:rFonts w:ascii="Times New Roman" w:hAnsi="Times New Roman" w:cs="Times New Roman"/>
+                <w:sz w:val="28"/>
+                <w:szCs w:val="28"/>
+                <w:lang w:val="en-US"/>
+              </w:rPr>
+            </w:pPr>
+            <w:r>
+              <w:rPr>
+                <w:rFonts w:ascii="Times New Roman" w:hAnsi="Times New Roman" w:cs="Times New Roman"/>
+                <w:sz w:val="28"/>
+                <w:szCs w:val="28"/>
+                <w:lang w:val="en-US"/>
+              </w:rPr>
+              <w:t>electricity</w:t>
+            </w:r>
+          </w:p>
+          <w:p>
+            <w:pPr>
+              <w:jc w:val="both"/>
+              <w:rPr>
+                <w:rFonts w:ascii="Times New Roman" w:hAnsi="Times New Roman" w:cs="Times New Roman"/>
+                <w:sz w:val="28"/>
+                <w:szCs w:val="28"/>
+                <w:lang w:val="en-US"/>
+              </w:rPr>
+            </w:pPr>
+            <w:r>
+              <w:rPr>
+                <w:rFonts w:ascii="Times New Roman" w:hAnsi="Times New Roman" w:cs="Times New Roman"/>
+                <w:sz w:val="28"/>
+                <w:szCs w:val="28"/>
+                <w:lang w:val="en-US"/>
+              </w:rPr>
+              <w:t>kWh</w:t>
+            </w:r>
+          </w:p>
+        </w:tc>
+        <w:tc>
+          <w:tcPr>
+            <w:tcW w:w="1133" w:type="dxa"/>
+          </w:tcPr>
+          <w:p>
+            <w:pPr>
+              <w:jc w:val="both"/>
+              <w:rPr>
+                <w:rFonts w:ascii="Times New Roman" w:hAnsi="Times New Roman" w:cs="Times New Roman"/>
+                <w:sz w:val="28"/>
+                <w:szCs w:val="28"/>
+                <w:lang w:val="en-US"/>
+              </w:rPr>
+            </w:pPr>
+            <w:r>
+              <w:rPr>
+                <w:rFonts w:ascii="Times New Roman" w:hAnsi="Times New Roman" w:cs="Times New Roman"/>
+                <w:sz w:val="28"/>
+                <w:szCs w:val="28"/>
+                <w:lang w:val="en-US"/>
+              </w:rPr>
+              <w:t>thermal</w:t>
+            </w:r>
+          </w:p>
+          <w:p>
+            <w:pPr>
+              <w:jc w:val="both"/>
+              <w:rPr>
+                <w:rFonts w:ascii="Times New Roman" w:hAnsi="Times New Roman" w:cs="Times New Roman"/>
+                <w:sz w:val="28"/>
+                <w:szCs w:val="28"/>
+                <w:lang w:val="en-US"/>
+              </w:rPr>
+            </w:pPr>
+            <w:r>
+              <w:rPr>
+                <w:rFonts w:ascii="Times New Roman" w:hAnsi="Times New Roman" w:cs="Times New Roman"/>
+                <w:sz w:val="28"/>
+                <w:szCs w:val="28"/>
+                <w:lang w:val="en-US"/>
+              </w:rPr>
+              <w:t>energy</w:t>
+            </w:r>
+          </w:p>
+          <w:p>
+            <w:pPr>
+              <w:jc w:val="both"/>
+              <w:rPr>
+                <w:rFonts w:ascii="Times New Roman" w:hAnsi="Times New Roman" w:cs="Times New Roman"/>
+                <w:sz w:val="28"/>
+                <w:szCs w:val="28"/>
+                <w:lang w:val="en-US"/>
+              </w:rPr>
+            </w:pPr>
+            <w:r>
+              <w:rPr>
+                <w:rFonts w:ascii="Times New Roman" w:hAnsi="Times New Roman" w:cs="Times New Roman"/>
+                <w:sz w:val="28"/>
+                <w:szCs w:val="28"/>
+                <w:lang w:val="en-US"/>
+              </w:rPr>
+              <w:t>kWh</w:t>
+            </w:r>
+          </w:p>
+        </w:tc>
+        <w:tc>
+          <w:tcPr>
+            <w:tcW w:w="1133" w:type="dxa"/>
+          </w:tcPr>
+          <w:p>
+            <w:pPr>
+              <w:jc w:val="both"/>
+              <w:rPr>
+                <w:rFonts w:ascii="Times New Roman" w:hAnsi="Times New Roman" w:cs="Times New Roman"/>
+                <w:sz w:val="28"/>
+                <w:szCs w:val="28"/>
+                <w:lang w:val="en-US"/>
+              </w:rPr>
+            </w:pPr>
+            <w:r>
+              <w:rPr>
+                <w:rFonts w:ascii="Times New Roman" w:hAnsi="Times New Roman" w:cs="Times New Roman"/>
+                <w:sz w:val="28"/>
+                <w:szCs w:val="28"/>
+                <w:lang w:val="en-US"/>
+              </w:rPr>
+              <w:t>cost</w:t>
+            </w:r>
+          </w:p>
+          <w:p>
+            <w:pPr>
+              <w:jc w:val="both"/>
+              <w:rPr>
+                <w:rFonts w:ascii="Times New Roman" w:hAnsi="Times New Roman" w:cs="Times New Roman"/>
+                <w:sz w:val="28"/>
+                <w:szCs w:val="28"/>
+                <w:lang w:val="en-US"/>
+              </w:rPr>
+            </w:pPr>
+            <w:r>
+              <w:rPr>
+                <w:rFonts w:ascii="Times New Roman" w:hAnsi="Times New Roman" w:cs="Times New Roman"/>
+                <w:sz w:val="28"/>
+                <w:szCs w:val="28"/>
+                <w:lang w:val="en-US"/>
+              </w:rPr>
+              <w:t>euro</w:t>
+            </w:r>
+          </w:p>
+        </w:tc>
+        <w:tc>
+          <w:tcPr>
+            <w:tcW w:w="969" w:type="dxa"/>
+          </w:tcPr>
+          <w:p>
+            <w:pPr>
+              <w:jc w:val="both"/>
+              <w:rPr>
+                <w:rFonts w:ascii="Times New Roman" w:hAnsi="Times New Roman" w:cs="Times New Roman"/>
+                <w:sz w:val="28"/>
+                <w:szCs w:val="28"/>
+                <w:lang w:val="en-US"/>
+              </w:rPr>
+            </w:pPr>
+            <w:r>
+              <w:rPr>
+                <w:rFonts w:ascii="Times New Roman" w:hAnsi="Times New Roman" w:cs="Times New Roman"/>
+                <w:sz w:val="28"/>
+                <w:szCs w:val="28"/>
+                <w:lang w:val="en-US"/>
+              </w:rPr>
+              <w:t>per energy</w:t>
+            </w:r>
+          </w:p>
+          <w:p>
+            <w:pPr>
+              <w:jc w:val="both"/>
+              <w:rPr>
+                <w:rFonts w:ascii="Times New Roman" w:hAnsi="Times New Roman" w:cs="Times New Roman"/>
+                <w:sz w:val="28"/>
+                <w:szCs w:val="28"/>
+                <w:lang w:val="en-US"/>
+              </w:rPr>
+            </w:pPr>
+            <w:r>
+              <w:rPr>
+                <w:rFonts w:ascii="Times New Roman" w:hAnsi="Times New Roman" w:cs="Times New Roman"/>
+                <w:sz w:val="28"/>
+                <w:szCs w:val="28"/>
+                <w:lang w:val="en-US"/>
+              </w:rPr>
+              <w:t>ct/kWh</w:t>
+            </w:r>
+          </w:p>
+        </w:tc>
+        <w:tc>
+          <w:tcPr>
+            <w:tcW w:w="1095" w:type="dxa"/>
+          </w:tcPr>
+          <w:p>
+            <w:pPr>
+              <w:jc w:val="both"/>
+              <w:rPr>
+                <w:rFonts w:ascii="Times New Roman" w:hAnsi="Times New Roman" w:cs="Times New Roman"/>
+                <w:sz w:val="28"/>
+                <w:szCs w:val="28"/>
+                <w:lang w:val="en-US"/>
+              </w:rPr>
+            </w:pPr>
+            <w:r>
+              <w:rPr>
+                <w:rFonts w:ascii="Times New Roman" w:hAnsi="Times New Roman" w:cs="Times New Roman"/>
+                <w:sz w:val="28"/>
+                <w:szCs w:val="28"/>
+                <w:lang w:val="en-US"/>
+              </w:rPr>
+              <w:t>cycles</w:t>
+            </w:r>
+          </w:p>
+        </w:tc>
+      </w:tr>
+      <w:tr>
+        <w:tc>
+          <w:tcPr>
+            <w:tcW w:w="1203" w:type="dxa"/>
+          </w:tcPr>
+          <w:p>
+            <w:pPr>
+              <w:jc w:val="both"/>
+              <w:rPr>
+                <w:rFonts w:ascii="Times New Roman" w:hAnsi="Times New Roman" w:cs="Times New Roman"/>
+                <w:sz w:val="28"/>
+                <w:szCs w:val="28"/>
+                <w:lang w:val="en-US"/>
+              </w:rPr>
+            </w:pPr>
+            <w:r>
+              <w:rPr>
+                <w:rFonts w:ascii="Times New Roman" w:hAnsi="Times New Roman" w:cs="Times New Roman"/>
+                <w:sz w:val="28"/>
+                <w:szCs w:val="28"/>
+                <w:lang w:val="en-US"/>
+              </w:rPr>
+              <w:t>2024-25</w:t>
+            </w:r>
+          </w:p>
+        </w:tc>
+        <w:tc>
+          <w:tcPr>
+            <w:tcW w:w="1200" w:type="dxa"/>
+          </w:tcPr>
+          <w:p>
+            <w:pPr>
+              <w:jc w:val="both"/>
+              <w:rPr>
+                <w:rFonts w:ascii="Times New Roman" w:hAnsi="Times New Roman" w:cs="Times New Roman"/>
+                <w:sz w:val="28"/>
+                <w:szCs w:val="28"/>
+                <w:lang w:val="en-US"/>
+              </w:rPr>
+            </w:pPr>
+            <w:r>
+              <w:rPr>
+                <w:rFonts w:ascii="Times New Roman" w:hAnsi="Times New Roman" w:cs="Times New Roman"/>
+                <w:sz w:val="28"/>
+                <w:szCs w:val="28"/>
+                <w:lang w:val="en-US"/>
+              </w:rPr>
+              <w:t>83.2%</w:t>
+            </w:r>
+          </w:p>
+        </w:tc>
+        <w:tc>
+          <w:tcPr>
+            <w:tcW w:w="1045" w:type="dxa"/>
+          </w:tcPr>
+          <w:p>
+            <w:pPr>
+              <w:jc w:val="both"/>
+              <w:rPr>
+                <w:rFonts w:ascii="Times New Roman" w:hAnsi="Times New Roman" w:cs="Times New Roman"/>
+                <w:sz w:val="28"/>
+                <w:szCs w:val="28"/>
+                <w:lang w:val="en-US"/>
+              </w:rPr>
+            </w:pPr>
+            <w:r>
+              <w:rPr>
+                <w:rFonts w:ascii="Times New Roman" w:hAnsi="Times New Roman" w:cs="Times New Roman"/>
+                <w:sz w:val="28"/>
+                <w:szCs w:val="28"/>
+                <w:lang w:val="en-US"/>
+              </w:rPr>
+              <w:t>19.4-29.4</w:t>
+            </w:r>
+          </w:p>
+        </w:tc>
+        <w:tc>
+          <w:tcPr>
+            <w:tcW w:w="1041" w:type="dxa"/>
+          </w:tcPr>
+          <w:p>
+            <w:pPr>
+              <w:jc w:val="both"/>
+              <w:rPr>
+                <w:rFonts w:ascii="Times New Roman" w:hAnsi="Times New Roman" w:cs="Times New Roman"/>
+                <w:sz w:val="28"/>
+                <w:szCs w:val="28"/>
+                <w:lang w:val="en-US"/>
+              </w:rPr>
+            </w:pPr>
+            <w:r>
+              <w:rPr>
+                <w:rFonts w:ascii="Times New Roman" w:hAnsi="Times New Roman" w:cs="Times New Roman"/>
+                <w:sz w:val="28"/>
+                <w:szCs w:val="28"/>
+                <w:lang w:val="en-US"/>
+              </w:rPr>
+              <w:t>21.58</w:t>
+            </w:r>
+          </w:p>
+        </w:tc>
+        <w:tc>
+          <w:tcPr>
+            <w:tcW w:w="1164" w:type="dxa"/>
+          </w:tcPr>
+          <w:p>
+            <w:pPr>
+              <w:jc w:val="both"/>
+              <w:rPr>
+                <w:rFonts w:ascii="Times New Roman" w:hAnsi="Times New Roman" w:cs="Times New Roman"/>
+                <w:sz w:val="28"/>
+                <w:szCs w:val="28"/>
+                <w:lang w:val="en-US"/>
+              </w:rPr>
+            </w:pPr>
+            <w:r>
+              <w:rPr>
+                <w:rFonts w:ascii="Times New Roman" w:hAnsi="Times New Roman" w:cs="Times New Roman"/>
+                <w:sz w:val="28"/>
+                <w:szCs w:val="28"/>
+                <w:lang w:val="en-US"/>
+              </w:rPr>
+              <w:t>21.08</w:t>
+            </w:r>
+          </w:p>
+        </w:tc>
+        <w:tc>
+          <w:tcPr>
+            <w:tcW w:w="935" w:type="dxa"/>
+          </w:tcPr>
+          <w:p>
+            <w:pPr>
+              <w:jc w:val="both"/>
+              <w:rPr>
+                <w:rFonts w:ascii="Times New Roman" w:hAnsi="Times New Roman" w:cs="Times New Roman"/>
+                <w:sz w:val="28"/>
+                <w:szCs w:val="28"/>
+                <w:lang w:val="en-US"/>
+              </w:rPr>
+            </w:pPr>
+            <w:r>
+              <w:rPr>
+                <w:rFonts w:ascii="Times New Roman" w:hAnsi="Times New Roman" w:cs="Times New Roman"/>
+                <w:sz w:val="28"/>
+                <w:szCs w:val="28"/>
+                <w:lang w:val="en-US"/>
+              </w:rPr>
+              <w:t>1.45</w:t>
+            </w:r>
+          </w:p>
+        </w:tc>
+        <w:tc>
+          <w:tcPr>
+            <w:tcW w:w="1037" w:type="dxa"/>
+          </w:tcPr>
+          <w:p>
+            <w:pPr>
+              <w:jc w:val="both"/>
+              <w:rPr>
+                <w:rFonts w:ascii="Times New Roman" w:hAnsi="Times New Roman" w:cs="Times New Roman"/>
+                <w:sz w:val="28"/>
+                <w:szCs w:val="28"/>
+                <w:lang w:val="en-US"/>
+              </w:rPr>
+            </w:pPr>
+            <w:r>
+              <w:rPr>
+                <w:rFonts w:ascii="Times New Roman" w:hAnsi="Times New Roman" w:cs="Times New Roman"/>
+                <w:sz w:val="28"/>
+                <w:szCs w:val="28"/>
+                <w:lang w:val="en-US"/>
+              </w:rPr>
+              <w:t>0.72</w:t>
+            </w:r>
+          </w:p>
+        </w:tc>
+        <w:tc>
+          <w:tcPr>
+            <w:tcW w:w="1111" w:type="dxa"/>
+          </w:tcPr>
+          <w:p>
+            <w:pPr>
+              <w:jc w:val="both"/>
+              <w:rPr>
+                <w:rFonts w:ascii="Times New Roman" w:hAnsi="Times New Roman" w:cs="Times New Roman"/>
+                <w:sz w:val="28"/>
+                <w:szCs w:val="28"/>
+                <w:lang w:val="en-US"/>
+              </w:rPr>
+            </w:pPr>
+            <w:r>
+              <w:rPr>
+                <w:rFonts w:ascii="Times New Roman" w:hAnsi="Times New Roman" w:cs="Times New Roman"/>
+                <w:sz w:val="28"/>
+                <w:szCs w:val="28"/>
+                <w:lang w:val="en-US"/>
+              </w:rPr>
+              <w:t>16 (0.3%)</w:t>
+            </w:r>
+          </w:p>
+        </w:tc>
+        <w:tc>
+          <w:tcPr>
+            <w:tcW w:w="1133" w:type="dxa"/>
+          </w:tcPr>
+          <w:p>
+            <w:pPr>
+              <w:jc w:val="both"/>
+              <w:rPr>
+                <w:rFonts w:ascii="Times New Roman" w:hAnsi="Times New Roman" w:cs="Times New Roman"/>
+                <w:sz w:val="28"/>
+                <w:szCs w:val="28"/>
+                <w:lang w:val="en-US"/>
+              </w:rPr>
+            </w:pPr>
+            <w:r>
+              <w:rPr>
+                <w:rFonts w:ascii="Times New Roman" w:hAnsi="Times New Roman" w:cs="Times New Roman"/>
+                <w:sz w:val="28"/>
+                <w:szCs w:val="28"/>
+                <w:lang w:val="en-US"/>
+              </w:rPr>
+              <w:t>831</w:t>
+            </w:r>
+          </w:p>
+          <w:p>
+            <w:pPr>
+              <w:jc w:val="both"/>
+              <w:rPr>
+                <w:rFonts w:ascii="Times New Roman" w:hAnsi="Times New Roman" w:cs="Times New Roman"/>
+                <w:sz w:val="28"/>
+                <w:szCs w:val="28"/>
+                <w:lang w:val="en-US"/>
+              </w:rPr>
+            </w:pPr>
+            <w:r>
+              <w:rPr>
+                <w:rFonts w:ascii="Times New Roman" w:hAnsi="Times New Roman" w:cs="Times New Roman"/>
+                <w:sz w:val="28"/>
+                <w:szCs w:val="28"/>
+                <w:lang w:val="en-US"/>
+              </w:rPr>
+              <w:t>(16.5%)</w:t>
+            </w:r>
+          </w:p>
+        </w:tc>
+        <w:tc>
+          <w:tcPr>
+            <w:tcW w:w="1336" w:type="dxa"/>
+          </w:tcPr>
+          <w:p>
+            <w:pPr>
+              <w:jc w:val="both"/>
+              <w:rPr>
+                <w:rFonts w:ascii="Times New Roman" w:hAnsi="Times New Roman" w:cs="Times New Roman"/>
+                <w:sz w:val="28"/>
+                <w:szCs w:val="28"/>
+                <w:lang w:val="en-US"/>
+              </w:rPr>
+            </w:pPr>
+            <w:r>
+              <w:rPr>
+                <w:rFonts w:ascii="Times New Roman" w:hAnsi="Times New Roman" w:cs="Times New Roman"/>
+                <w:sz w:val="28"/>
+                <w:szCs w:val="28"/>
+                <w:lang w:val="en-US"/>
+              </w:rPr>
+              <w:t xml:space="preserve">5054.1 </w:t>
+            </w:r>
+          </w:p>
+        </w:tc>
+        <w:tc>
+          <w:tcPr>
+            <w:tcW w:w="1133" w:type="dxa"/>
+          </w:tcPr>
+          <w:p>
+            <w:pPr>
+              <w:jc w:val="both"/>
+              <w:rPr>
+                <w:rFonts w:ascii="Times New Roman" w:hAnsi="Times New Roman" w:cs="Times New Roman"/>
+                <w:sz w:val="28"/>
+                <w:szCs w:val="28"/>
+                <w:lang w:val="en-US"/>
+              </w:rPr>
+            </w:pPr>
+            <w:r>
+              <w:rPr>
+                <w:rFonts w:ascii="Times New Roman" w:hAnsi="Times New Roman" w:cs="Times New Roman"/>
+                <w:sz w:val="28"/>
+                <w:szCs w:val="28"/>
+                <w:lang w:val="en-US"/>
+              </w:rPr>
+              <w:t xml:space="preserve">24710.9 </w:t>
+            </w:r>
+          </w:p>
+        </w:tc>
+        <w:tc>
+          <w:tcPr>
+            <w:tcW w:w="1133" w:type="dxa"/>
+          </w:tcPr>
+          <w:p>
+            <w:pPr>
+              <w:jc w:val="both"/>
+              <w:rPr>
+                <w:rFonts w:ascii="Times New Roman" w:hAnsi="Times New Roman" w:cs="Times New Roman"/>
+                <w:sz w:val="28"/>
+                <w:szCs w:val="28"/>
+                <w:lang w:val="en-US"/>
+              </w:rPr>
+            </w:pPr>
+            <w:r>
+              <w:rPr>
+                <w:rFonts w:ascii="Times New Roman" w:hAnsi="Times New Roman" w:cs="Times New Roman"/>
+                <w:sz w:val="28"/>
+                <w:szCs w:val="28"/>
+                <w:lang w:val="en-US"/>
+              </w:rPr>
+              <w:t>1777.96</w:t>
+            </w:r>
+          </w:p>
+        </w:tc>
+        <w:tc>
+          <w:tcPr>
+            <w:tcW w:w="969" w:type="dxa"/>
+          </w:tcPr>
+          <w:p>
+            <w:pPr>
+              <w:jc w:val="both"/>
+              <w:rPr>
+                <w:rFonts w:ascii="Times New Roman" w:hAnsi="Times New Roman" w:cs="Times New Roman"/>
+                <w:sz w:val="28"/>
+                <w:szCs w:val="28"/>
+                <w:lang w:val="de-DE"/>
+              </w:rPr>
+            </w:pPr>
+            <w:r>
+              <w:rPr>
+                <w:rFonts w:ascii="Times New Roman" w:hAnsi="Times New Roman" w:cs="Times New Roman"/>
+                <w:sz w:val="28"/>
+                <w:szCs w:val="28"/>
+              </w:rPr>
+              <w:t>35</w:t>
+            </w:r>
+            <w:r>
+              <w:rPr>
+                <w:rFonts w:ascii="Times New Roman" w:hAnsi="Times New Roman" w:cs="Times New Roman"/>
+                <w:sz w:val="28"/>
+                <w:szCs w:val="28"/>
+                <w:lang w:val="de-DE"/>
+              </w:rPr>
+              <w:t>.18</w:t>
+            </w:r>
+          </w:p>
+        </w:tc>
+        <w:tc>
+          <w:tcPr>
+            <w:tcW w:w="1095" w:type="dxa"/>
+          </w:tcPr>
+          <w:p>
+            <w:pPr>
+              <w:jc w:val="both"/>
+              <w:rPr>
+                <w:rFonts w:ascii="Times New Roman" w:hAnsi="Times New Roman" w:cs="Times New Roman"/>
+                <w:sz w:val="28"/>
+                <w:szCs w:val="28"/>
+                <w:lang w:val="en-US"/>
+              </w:rPr>
+            </w:pPr>
+            <w:r>
+              <w:rPr>
+                <w:rFonts w:ascii="Times New Roman" w:hAnsi="Times New Roman" w:cs="Times New Roman"/>
+                <w:sz w:val="28"/>
+                <w:szCs w:val="28"/>
+                <w:lang w:val="en-US"/>
+              </w:rPr>
+              <w:t>719</w:t>
+            </w:r>
+          </w:p>
+        </w:tc>
+      </w:tr>
+      <w:tr>
+        <w:tc>
+          <w:tcPr>
+            <w:tcW w:w="1203" w:type="dxa"/>
+          </w:tcPr>
+          <w:p>
+            <w:pPr>
+              <w:jc w:val="both"/>
+              <w:rPr>
+                <w:rFonts w:ascii="Times New Roman" w:hAnsi="Times New Roman" w:cs="Times New Roman"/>
+                <w:sz w:val="28"/>
+                <w:szCs w:val="28"/>
+                <w:lang w:val="en-US"/>
+              </w:rPr>
+            </w:pPr>
+            <w:r>
+              <w:rPr>
+                <w:rFonts w:ascii="Times New Roman" w:hAnsi="Times New Roman" w:cs="Times New Roman"/>
+                <w:sz w:val="28"/>
+                <w:szCs w:val="28"/>
+                <w:lang w:val="en-US"/>
+              </w:rPr>
+              <w:t>2025-26</w:t>
+            </w:r>
+          </w:p>
+        </w:tc>
+        <w:tc>
+          <w:tcPr>
+            <w:tcW w:w="1200" w:type="dxa"/>
+          </w:tcPr>
+          <w:p>
+            <w:pPr>
+              <w:jc w:val="both"/>
+              <w:rPr>
+                <w:rFonts w:ascii="Times New Roman" w:hAnsi="Times New Roman" w:cs="Times New Roman"/>
+                <w:sz w:val="28"/>
+                <w:szCs w:val="28"/>
+                <w:lang w:val="en-US"/>
+              </w:rPr>
+            </w:pPr>
+            <w:r>
+              <w:rPr>
+                <w:rFonts w:ascii="Times New Roman" w:hAnsi="Times New Roman" w:cs="Times New Roman"/>
+                <w:sz w:val="28"/>
+                <w:szCs w:val="28"/>
+                <w:lang w:val="en-US"/>
+              </w:rPr>
+              <w:t>85.3%</w:t>
+            </w:r>
+          </w:p>
+        </w:tc>
+        <w:tc>
+          <w:tcPr>
+            <w:tcW w:w="1045" w:type="dxa"/>
+          </w:tcPr>
+          <w:p>
+            <w:pPr>
+              <w:jc w:val="both"/>
+              <w:rPr>
+                <w:rFonts w:ascii="Times New Roman" w:hAnsi="Times New Roman" w:cs="Times New Roman"/>
+                <w:sz w:val="28"/>
+                <w:szCs w:val="28"/>
+                <w:lang w:val="en-US"/>
+              </w:rPr>
+            </w:pPr>
+            <w:r>
+              <w:rPr>
+                <w:rFonts w:ascii="Times New Roman" w:hAnsi="Times New Roman" w:cs="Times New Roman"/>
+                <w:sz w:val="28"/>
+                <w:szCs w:val="28"/>
+                <w:lang w:val="en-US"/>
+              </w:rPr>
+              <w:t>19.1-27.8</w:t>
+            </w:r>
+          </w:p>
+        </w:tc>
+        <w:tc>
+          <w:tcPr>
+            <w:tcW w:w="1041" w:type="dxa"/>
+          </w:tcPr>
+          <w:p>
+            <w:pPr>
+              <w:jc w:val="both"/>
+              <w:rPr>
+                <w:rFonts w:ascii="Times New Roman" w:hAnsi="Times New Roman" w:cs="Times New Roman"/>
+                <w:sz w:val="28"/>
+                <w:szCs w:val="28"/>
+                <w:lang w:val="en-US"/>
+              </w:rPr>
+            </w:pPr>
+            <w:r>
+              <w:rPr>
+                <w:rFonts w:ascii="Times New Roman" w:hAnsi="Times New Roman" w:cs="Times New Roman"/>
+                <w:sz w:val="28"/>
+                <w:szCs w:val="28"/>
+                <w:lang w:val="en-US"/>
+              </w:rPr>
+              <w:t>21.45</w:t>
+            </w:r>
+          </w:p>
+        </w:tc>
+        <w:tc>
+          <w:tcPr>
+            <w:tcW w:w="1164" w:type="dxa"/>
+          </w:tcPr>
+          <w:p>
+            <w:pPr>
+              <w:jc w:val="both"/>
+              <w:rPr>
+                <w:rFonts w:ascii="Times New Roman" w:hAnsi="Times New Roman" w:cs="Times New Roman"/>
+                <w:sz w:val="28"/>
+                <w:szCs w:val="28"/>
+                <w:lang w:val="en-US"/>
+              </w:rPr>
+            </w:pPr>
+            <w:r>
+              <w:rPr>
+                <w:rFonts w:ascii="Times New Roman" w:hAnsi="Times New Roman" w:cs="Times New Roman"/>
+                <w:sz w:val="28"/>
+                <w:szCs w:val="28"/>
+                <w:lang w:val="en-US"/>
+              </w:rPr>
+              <w:t>21.04</w:t>
+            </w:r>
+          </w:p>
+        </w:tc>
+        <w:tc>
+          <w:tcPr>
+            <w:tcW w:w="935" w:type="dxa"/>
+          </w:tcPr>
+          <w:p>
+            <w:pPr>
+              <w:jc w:val="both"/>
+              <w:rPr>
+                <w:rFonts w:ascii="Times New Roman" w:hAnsi="Times New Roman" w:cs="Times New Roman"/>
+                <w:sz w:val="28"/>
+                <w:szCs w:val="28"/>
+                <w:lang w:val="en-US"/>
+              </w:rPr>
+            </w:pPr>
+            <w:r>
+              <w:rPr>
+                <w:rFonts w:ascii="Times New Roman" w:hAnsi="Times New Roman" w:cs="Times New Roman"/>
+                <w:sz w:val="28"/>
+                <w:szCs w:val="28"/>
+                <w:lang w:val="en-US"/>
+              </w:rPr>
+              <w:t>1.27</w:t>
+            </w:r>
+          </w:p>
+        </w:tc>
+        <w:tc>
+          <w:tcPr>
+            <w:tcW w:w="1037" w:type="dxa"/>
+          </w:tcPr>
+          <w:p>
+            <w:pPr>
+              <w:jc w:val="both"/>
+              <w:rPr>
+                <w:rFonts w:ascii="Times New Roman" w:hAnsi="Times New Roman" w:cs="Times New Roman"/>
+                <w:sz w:val="28"/>
+                <w:szCs w:val="28"/>
+                <w:lang w:val="en-US"/>
+              </w:rPr>
+            </w:pPr>
+            <w:r>
+              <w:rPr>
+                <w:rFonts w:ascii="Times New Roman" w:hAnsi="Times New Roman" w:cs="Times New Roman"/>
+                <w:sz w:val="28"/>
+                <w:szCs w:val="28"/>
+                <w:lang w:val="en-US"/>
+              </w:rPr>
+              <w:t>0.62</w:t>
+            </w:r>
+          </w:p>
+        </w:tc>
+        <w:tc>
+          <w:tcPr>
+            <w:tcW w:w="1111" w:type="dxa"/>
+          </w:tcPr>
+          <w:p>
+            <w:pPr>
+              <w:jc w:val="both"/>
+              <w:rPr>
+                <w:rFonts w:ascii="Times New Roman" w:hAnsi="Times New Roman" w:cs="Times New Roman"/>
+                <w:sz w:val="28"/>
+                <w:szCs w:val="28"/>
+                <w:lang w:val="en-US"/>
+              </w:rPr>
+            </w:pPr>
+            <w:r>
+              <w:rPr>
+                <w:rFonts w:ascii="Times New Roman" w:hAnsi="Times New Roman" w:cs="Times New Roman"/>
+                <w:sz w:val="28"/>
+                <w:szCs w:val="28"/>
+                <w:lang w:val="en-US"/>
+              </w:rPr>
+              <w:t>19 (0.4%)</w:t>
+            </w:r>
+          </w:p>
+        </w:tc>
+        <w:tc>
+          <w:tcPr>
+            <w:tcW w:w="1133" w:type="dxa"/>
+          </w:tcPr>
+          <w:p>
+            <w:pPr>
+              <w:jc w:val="both"/>
+              <w:rPr>
+                <w:rFonts w:ascii="Times New Roman" w:hAnsi="Times New Roman" w:cs="Times New Roman"/>
+                <w:sz w:val="28"/>
+                <w:szCs w:val="28"/>
+                <w:lang w:val="en-US"/>
+              </w:rPr>
+            </w:pPr>
+            <w:r>
+              <w:rPr>
+                <w:rFonts w:ascii="Times New Roman" w:hAnsi="Times New Roman" w:cs="Times New Roman"/>
+                <w:sz w:val="28"/>
+                <w:szCs w:val="28"/>
+                <w:lang w:val="en-US"/>
+              </w:rPr>
+              <w:t>721 (14.3%)</w:t>
+            </w:r>
+          </w:p>
+        </w:tc>
+        <w:tc>
+          <w:tcPr>
+            <w:tcW w:w="1336" w:type="dxa"/>
+          </w:tcPr>
+          <w:p>
+            <w:pPr>
+              <w:jc w:val="both"/>
+              <w:rPr>
+                <w:rFonts w:ascii="Times New Roman" w:hAnsi="Times New Roman" w:cs="Times New Roman"/>
+                <w:sz w:val="28"/>
+                <w:szCs w:val="28"/>
+                <w:lang w:val="en-US"/>
+              </w:rPr>
+            </w:pPr>
+            <w:r>
+              <w:rPr>
+                <w:rFonts w:ascii="Times New Roman" w:hAnsi="Times New Roman" w:cs="Times New Roman"/>
+                <w:sz w:val="28"/>
+                <w:szCs w:val="28"/>
+                <w:lang w:val="en-US"/>
+              </w:rPr>
+              <w:t>5439.5</w:t>
+            </w:r>
+          </w:p>
+        </w:tc>
+        <w:tc>
+          <w:tcPr>
+            <w:tcW w:w="1133" w:type="dxa"/>
+          </w:tcPr>
+          <w:p>
+            <w:pPr>
+              <w:jc w:val="both"/>
+              <w:rPr>
+                <w:rFonts w:ascii="Times New Roman" w:hAnsi="Times New Roman" w:cs="Times New Roman"/>
+                <w:sz w:val="28"/>
+                <w:szCs w:val="28"/>
+                <w:lang w:val="en-US"/>
+              </w:rPr>
+            </w:pPr>
+            <w:r>
+              <w:rPr>
+                <w:rFonts w:ascii="Times New Roman" w:hAnsi="Times New Roman" w:cs="Times New Roman"/>
+                <w:sz w:val="28"/>
+                <w:szCs w:val="28"/>
+                <w:lang w:val="en-US"/>
+              </w:rPr>
+              <w:t>25111.0</w:t>
+            </w:r>
+          </w:p>
+        </w:tc>
+        <w:tc>
+          <w:tcPr>
+            <w:tcW w:w="1133" w:type="dxa"/>
+          </w:tcPr>
+          <w:p>
+            <w:pPr>
+              <w:jc w:val="both"/>
+              <w:rPr>
+                <w:rFonts w:ascii="Times New Roman" w:hAnsi="Times New Roman" w:cs="Times New Roman"/>
+                <w:sz w:val="28"/>
+                <w:szCs w:val="28"/>
+                <w:lang w:val="en-US"/>
+              </w:rPr>
+            </w:pPr>
+            <w:r>
+              <w:rPr>
+                <w:rFonts w:ascii="Times New Roman" w:hAnsi="Times New Roman" w:cs="Times New Roman"/>
+                <w:sz w:val="28"/>
+                <w:szCs w:val="28"/>
+                <w:lang w:val="en-US"/>
+              </w:rPr>
+              <w:t>1832.71</w:t>
+            </w:r>
+          </w:p>
+        </w:tc>
+        <w:tc>
+          <w:tcPr>
+            <w:tcW w:w="969" w:type="dxa"/>
+          </w:tcPr>
+          <w:p>
+            <w:pPr>
+              <w:jc w:val="both"/>
+              <w:rPr>
+                <w:rFonts w:ascii="Times New Roman" w:hAnsi="Times New Roman" w:cs="Times New Roman"/>
+                <w:sz w:val="28"/>
+                <w:szCs w:val="28"/>
+                <w:lang w:val="en-US"/>
+              </w:rPr>
+            </w:pPr>
+            <w:r>
+              <w:rPr>
+                <w:rFonts w:ascii="Times New Roman" w:hAnsi="Times New Roman" w:cs="Times New Roman"/>
+                <w:sz w:val="28"/>
+                <w:szCs w:val="28"/>
+                <w:lang w:val="en-US"/>
+              </w:rPr>
+              <w:t>33.69</w:t>
+            </w:r>
+          </w:p>
+        </w:tc>
+        <w:tc>
+          <w:tcPr>
+            <w:tcW w:w="1095" w:type="dxa"/>
+          </w:tcPr>
+          <w:p>
+            <w:pPr>
+              <w:jc w:val="both"/>
+              <w:rPr>
+                <w:rFonts w:ascii="Times New Roman" w:hAnsi="Times New Roman" w:cs="Times New Roman"/>
+                <w:sz w:val="28"/>
+                <w:szCs w:val="28"/>
+                <w:lang w:val="en-US"/>
+              </w:rPr>
+            </w:pPr>
+            <w:r>
+              <w:rPr>
+                <w:rFonts w:ascii="Times New Roman" w:hAnsi="Times New Roman" w:cs="Times New Roman"/>
+                <w:sz w:val="28"/>
+                <w:szCs w:val="28"/>
+                <w:lang w:val="en-US"/>
+              </w:rPr>
+              <w:t>742</w:t>
+            </w:r>
+          </w:p>
+        </w:tc>
+      </w:tr>
+    </w:tbl>
+    <w:p>
+      <w:pPr>
+        <w:spacing w:after="0"/>
+        <w:jc w:val="both"/>
+        <w:rPr>
+          <w:rFonts w:ascii="Times New Roman" w:hAnsi="Times New Roman" w:cs="Times New Roman"/>
+          <w:sz w:val="28"/>
+          <w:szCs w:val="28"/>
+          <w:lang w:val="en-US"/>
+        </w:rPr>
+      </w:pPr>
+    </w:p>
     <w:sectPr>
-      <w:pgSz w:w="11906" w:h="16838"/>
-      <w:pgMar w:top="1134" w:right="850" w:bottom="1134" w:left="1701" w:header="708" w:footer="708" w:gutter="0"/>
+      <w:pgSz w:w="16838" w:h="11906" w:orient="landscape"/>
+      <w:pgMar w:top="720" w:right="720" w:bottom="720" w:left="720" w:header="708" w:footer="708" w:gutter="0"/>
       <w:cols w:space="708"/>
       <w:docGrid w:linePitch="360"/>
     </w:sectPr>
@@ -720,6 +2124,25 @@
     <w:semiHidden/>
     <w:unhideWhenUsed/>
   </w:style>
+  <w:style w:type="table" w:styleId="TableGrid">
+    <w:name w:val="Table Grid"/>
+    <w:basedOn w:val="TableNormal"/>
+    <w:uiPriority w:val="39"/>
+    <w:rsid w:val="00331F09"/>
+    <w:pPr>
+      <w:spacing w:after="0" w:line="240" w:lineRule="auto"/>
+    </w:pPr>
+    <w:tblPr>
+      <w:tblBorders>
+        <w:top w:val="single" w:sz="4" w:space="0" w:color="auto"/>
+        <w:left w:val="single" w:sz="4" w:space="0" w:color="auto"/>
+        <w:bottom w:val="single" w:sz="4" w:space="0" w:color="auto"/>
+        <w:right w:val="single" w:sz="4" w:space="0" w:color="auto"/>
+        <w:insideH w:val="single" w:sz="4" w:space="0" w:color="auto"/>
+        <w:insideV w:val="single" w:sz="4" w:space="0" w:color="auto"/>
+      </w:tblBorders>
+    </w:tblPr>
+  </w:style>
 </w:styles>
 </file>
 
